--- a/worlds/ondina-vasquell/phase-3-build-task-artifacts/platform/task4/current/golden-OV04-v1.docx
+++ b/worlds/ondina-vasquell/phase-3-build-task-artifacts/platform/task4/current/golden-OV04-v1.docx
@@ -226,7 +226,7 @@
                 <w:color w:val="232830"/>
                 <w:sz w:val="16"/>
               </w:rPr>
-              <w:t>Marisol Everet, MD</w:t>
+              <w:t>Lillian Everet, MD</w:t>
             </w:r>
           </w:p>
         </w:tc>
@@ -312,7 +312,7 @@
           <w:color w:val="5E6670"/>
           <w:sz w:val="16"/>
         </w:rPr>
-        <w:t>Author: Marisol Everet, MD - Hospital Medicine | Date of Service: 05/24/2026 1500 | Status: Draft for physician sign</w:t>
+        <w:t>Author: Lillian Everet, MD - Hospital Medicine | Date of Service: 05/24/2026 1500 | Status: Draft for physician sign</w:t>
       </w:r>
     </w:p>
     <w:p>
@@ -484,7 +484,7 @@
           <w:color w:val="232830"/>
           <w:sz w:val="18"/>
         </w:rPr>
-        <w:t>Marisol Everet, MD</w:t>
+        <w:t>Lillian Everet, MD</w:t>
       </w:r>
     </w:p>
     <w:p>
@@ -742,7 +742,7 @@
           <w:color w:val="5E6670"/>
           <w:sz w:val="18"/>
         </w:rPr>
-        <w:t>Electronically signed by Marisol Everet, MD | Hospital Medicine | 05/24/2026 1500</w:t>
+        <w:t>Electronically signed by Lillian Everet, MD | Hospital Medicine | 05/24/2026 1500</w:t>
       </w:r>
     </w:p>
     <w:sectPr>

--- a/worlds/ondina-vasquell/phase-3-build-task-artifacts/platform/task4/current/golden-OV04-v1.docx
+++ b/worlds/ondina-vasquell/phase-3-build-task-artifacts/platform/task4/current/golden-OV04-v1.docx
@@ -710,7 +710,7 @@
           <w:color w:val="232830"/>
           <w:sz w:val="19"/>
         </w:rPr>
-        <w:t>Obstructive sleep apnea: continues on home CPAP. This admission did not include a sleep-medicine review, CPAP titration, or documented adherence verification, so OSA control is not established this stay. Continue home CPAP at the facility and arrange outpatient sleep-medicine follow-up to verify settings and adherence; do not document OSA as reviewed or controlled this admission.</w:t>
+        <w:t>Obstructive sleep apnea: continues on home CPAP, but the device compliance report brought on transfer day shows poor adherence (average use about 1.4 hours per night, used on 9 of the last 30 nights) with an elevated residual apnea-hypopnea index (about 31 per hour), so OSA is undertreated and control is not established this stay. Continue home CPAP and arrange outpatient sleep-medicine follow-up to address adherence and re-titrate settings; do not document OSA as controlled.</w:t>
       </w:r>
     </w:p>
     <w:p>
@@ -858,7 +858,7 @@
           <w:color w:val="232830"/>
           <w:sz w:val="19"/>
         </w:rPr>
-        <w:t>Basal-bolus insulin with point-of-care glucose monitoring; continue nightly home CPAP.</w:t>
+        <w:t>Basal-bolus insulin with point-of-care glucose monitoring; continue nightly home CPAP with adherence support.</w:t>
       </w:r>
     </w:p>
     <w:p>
@@ -988,7 +988,7 @@
           <w:color w:val="232830"/>
           <w:sz w:val="19"/>
         </w:rPr>
-        <w:t>Sleep medicine (outpatient): verify CPAP settings and adherence; OSA control was not established this admission.</w:t>
+        <w:t>Sleep medicine (outpatient): address poor CPAP adherence and re-titrate settings per the device compliance report; OSA is undertreated and was not controlled this admission.</w:t>
       </w:r>
     </w:p>
     <w:p>
@@ -1018,7 +1018,7 @@
           <w:color w:val="232830"/>
           <w:sz w:val="19"/>
         </w:rPr>
-        <w:t>The started draft asserted that home CPAP was reviewed and adherence verified this admission with obstructive sleep apnea controlled; the record does not support that (no inpatient sleep study, titration, or adherence documentation). Corrected to keep obstructive sleep apnea management open with outpatient sleep-medicine follow-up before signature.</w:t>
+        <w:t>The CPAP device compliance report brought on transfer day shows poor adherence and an elevated residual apnea-hypopnea index; obstructive sleep apnea is undertreated this stay. The completed note keeps OSA open with outpatient sleep-medicine follow-up to address adherence and settings, and does not document OSA as controlled on home CPAP.</w:t>
       </w:r>
     </w:p>
     <w:p>
